--- a/Excel/1st_mathematical_function_8th_june.docx
+++ b/Excel/1st_mathematical_function_8th_june.docx
@@ -12,6 +12,7 @@
           <w:lang w:val="en-US"/>
         </w:rPr>
       </w:pPr>
+      <w:bookmarkStart w:id="0" w:name="_GoBack"/>
       <w:r>
         <w:rPr>
           <w:b/>
@@ -343,6 +344,206 @@
         </w:rPr>
         <w:t>if u want to change more values then just put formula on one cell and then just drag and drop that cell to below of that</w:t>
       </w:r>
+      <w:r>
+        <w:rPr>
+          <w:sz w:val="24"/>
+          <w:szCs w:val="24"/>
+          <w:lang w:val="en-US"/>
+        </w:rPr>
+        <w:t xml:space="preserve"> </w:t>
+      </w:r>
+    </w:p>
+    <w:p>
+      <w:pPr>
+        <w:pStyle w:val="ListParagraph"/>
+        <w:ind w:left="1440"/>
+        <w:rPr>
+          <w:sz w:val="24"/>
+          <w:szCs w:val="24"/>
+          <w:lang w:val="en-US"/>
+        </w:rPr>
+      </w:pPr>
+    </w:p>
+    <w:p>
+      <w:pPr>
+        <w:pStyle w:val="ListParagraph"/>
+        <w:numPr>
+          <w:ilvl w:val="0"/>
+          <w:numId w:val="6"/>
+        </w:numPr>
+        <w:rPr>
+          <w:color w:val="C45911" w:themeColor="accent2" w:themeShade="BF"/>
+          <w:sz w:val="32"/>
+          <w:szCs w:val="32"/>
+          <w:lang w:val="en-US"/>
+        </w:rPr>
+      </w:pPr>
+      <w:r>
+        <w:rPr>
+          <w:color w:val="C45911" w:themeColor="accent2" w:themeShade="BF"/>
+          <w:sz w:val="32"/>
+          <w:szCs w:val="32"/>
+          <w:lang w:val="en-US"/>
+        </w:rPr>
+        <w:t>DropDown Option</w:t>
+      </w:r>
+    </w:p>
+    <w:p>
+      <w:pPr>
+        <w:rPr>
+          <w:b/>
+          <w:bCs/>
+          <w:i/>
+          <w:iCs/>
+          <w:sz w:val="24"/>
+          <w:szCs w:val="24"/>
+          <w:lang w:val="en-US"/>
+        </w:rPr>
+      </w:pPr>
+      <w:r>
+        <w:rPr>
+          <w:b/>
+          <w:bCs/>
+          <w:i/>
+          <w:iCs/>
+          <w:sz w:val="24"/>
+          <w:szCs w:val="24"/>
+          <w:lang w:val="en-US"/>
+        </w:rPr>
+        <w:t xml:space="preserve">If you want to add dropdown on a cell </w:t>
+      </w:r>
+      <w:r>
+        <w:rPr>
+          <w:b/>
+          <w:bCs/>
+          <w:i/>
+          <w:iCs/>
+          <w:sz w:val="24"/>
+          <w:szCs w:val="24"/>
+          <w:lang w:val="en-US"/>
+        </w:rPr>
+        <w:sym w:font="Wingdings" w:char="F0E0"/>
+      </w:r>
+    </w:p>
+    <w:p>
+      <w:pPr>
+        <w:rPr>
+          <w:b/>
+          <w:bCs/>
+          <w:i/>
+          <w:iCs/>
+          <w:sz w:val="24"/>
+          <w:szCs w:val="24"/>
+          <w:lang w:val="en-US"/>
+        </w:rPr>
+      </w:pPr>
+      <w:r>
+        <w:rPr>
+          <w:b/>
+          <w:bCs/>
+          <w:i/>
+          <w:iCs/>
+          <w:sz w:val="24"/>
+          <w:szCs w:val="24"/>
+          <w:lang w:val="en-US"/>
+        </w:rPr>
+        <w:t xml:space="preserve">Go to Data </w:t>
+      </w:r>
+      <w:r>
+        <w:rPr>
+          <w:b/>
+          <w:bCs/>
+          <w:i/>
+          <w:iCs/>
+          <w:sz w:val="24"/>
+          <w:szCs w:val="24"/>
+          <w:lang w:val="en-US"/>
+        </w:rPr>
+        <w:sym w:font="Wingdings" w:char="F0E0"/>
+      </w:r>
+      <w:r>
+        <w:rPr>
+          <w:b/>
+          <w:bCs/>
+          <w:i/>
+          <w:iCs/>
+          <w:sz w:val="24"/>
+          <w:szCs w:val="24"/>
+          <w:lang w:val="en-US"/>
+        </w:rPr>
+        <w:t xml:space="preserve"> </w:t>
+      </w:r>
+      <w:r>
+        <w:rPr>
+          <w:b/>
+          <w:bCs/>
+          <w:i/>
+          <w:iCs/>
+          <w:sz w:val="24"/>
+          <w:szCs w:val="24"/>
+          <w:lang w:val="en-US"/>
+        </w:rPr>
+        <w:t xml:space="preserve">Data Validation </w:t>
+      </w:r>
+      <w:r>
+        <w:rPr>
+          <w:b/>
+          <w:bCs/>
+          <w:i/>
+          <w:iCs/>
+          <w:sz w:val="24"/>
+          <w:szCs w:val="24"/>
+          <w:lang w:val="en-US"/>
+        </w:rPr>
+        <w:sym w:font="Wingdings" w:char="F0E0"/>
+      </w:r>
+      <w:r>
+        <w:rPr>
+          <w:b/>
+          <w:bCs/>
+          <w:i/>
+          <w:iCs/>
+          <w:sz w:val="24"/>
+          <w:szCs w:val="24"/>
+          <w:lang w:val="en-US"/>
+        </w:rPr>
+        <w:t xml:space="preserve">Select List Option </w:t>
+      </w:r>
+      <w:r>
+        <w:rPr>
+          <w:b/>
+          <w:bCs/>
+          <w:i/>
+          <w:iCs/>
+          <w:sz w:val="24"/>
+          <w:szCs w:val="24"/>
+          <w:lang w:val="en-US"/>
+        </w:rPr>
+        <w:sym w:font="Wingdings" w:char="F0E0"/>
+      </w:r>
+      <w:r>
+        <w:rPr>
+          <w:b/>
+          <w:bCs/>
+          <w:i/>
+          <w:iCs/>
+          <w:sz w:val="24"/>
+          <w:szCs w:val="24"/>
+          <w:lang w:val="en-US"/>
+        </w:rPr>
+        <w:t xml:space="preserve"> Then select cell address</w:t>
+      </w:r>
+    </w:p>
+    <w:p>
+      <w:pPr>
+        <w:pStyle w:val="ListParagraph"/>
+        <w:ind w:left="1440"/>
+        <w:rPr>
+          <w:sz w:val="24"/>
+          <w:szCs w:val="24"/>
+          <w:lang w:val="en-US"/>
+        </w:rPr>
+      </w:pPr>
       <w:r>
         <w:rPr>
           <w:sz w:val="24"/>
@@ -587,8 +788,6 @@
         <w:tab/>
         <w:t xml:space="preserve">:  output will be 8 </w:t>
       </w:r>
-      <w:bookmarkStart w:id="0" w:name="_GoBack"/>
-      <w:bookmarkEnd w:id="0"/>
     </w:p>
     <w:p>
       <w:pPr>
@@ -743,6 +942,7 @@
           <w:szCs w:val="24"/>
           <w:lang w:val="en-US"/>
         </w:rPr>
+        <w:lastRenderedPageBreak/>
         <w:t>POWER(</w:t>
       </w:r>
       <w:proofErr w:type="gramEnd"/>
@@ -1625,54 +1825,6 @@
     </w:p>
     <w:p>
       <w:pPr>
-        <w:tabs>
-          <w:tab w:val="left" w:pos="2980"/>
-        </w:tabs>
-        <w:rPr>
-          <w:sz w:val="24"/>
-          <w:szCs w:val="24"/>
-          <w:lang w:val="en-US"/>
-        </w:rPr>
-      </w:pPr>
-    </w:p>
-    <w:p>
-      <w:pPr>
-        <w:tabs>
-          <w:tab w:val="left" w:pos="2980"/>
-        </w:tabs>
-        <w:rPr>
-          <w:sz w:val="24"/>
-          <w:szCs w:val="24"/>
-          <w:lang w:val="en-US"/>
-        </w:rPr>
-      </w:pPr>
-    </w:p>
-    <w:p>
-      <w:pPr>
-        <w:tabs>
-          <w:tab w:val="left" w:pos="2980"/>
-        </w:tabs>
-        <w:rPr>
-          <w:sz w:val="24"/>
-          <w:szCs w:val="24"/>
-          <w:lang w:val="en-US"/>
-        </w:rPr>
-      </w:pPr>
-    </w:p>
-    <w:p>
-      <w:pPr>
-        <w:tabs>
-          <w:tab w:val="left" w:pos="2980"/>
-        </w:tabs>
-        <w:rPr>
-          <w:sz w:val="24"/>
-          <w:szCs w:val="24"/>
-          <w:lang w:val="en-US"/>
-        </w:rPr>
-      </w:pPr>
-    </w:p>
-    <w:p>
-      <w:pPr>
         <w:pStyle w:val="ListParagraph"/>
         <w:numPr>
           <w:ilvl w:val="0"/>
@@ -2063,6 +2215,7 @@
       </w:pPr>
       <w:r>
         <w:rPr>
+          <w:noProof/>
           <w:sz w:val="24"/>
           <w:szCs w:val="24"/>
           <w:lang w:val="en-US"/>
@@ -2188,6 +2341,7 @@
       </w:pPr>
       <w:r>
         <w:rPr>
+          <w:noProof/>
           <w:sz w:val="24"/>
           <w:szCs w:val="24"/>
           <w:lang w:val="en-US"/>
@@ -2314,6 +2468,7 @@
       </w:pPr>
       <w:r>
         <w:rPr>
+          <w:noProof/>
           <w:sz w:val="24"/>
           <w:szCs w:val="24"/>
           <w:lang w:val="en-US"/>
@@ -2431,6 +2586,7 @@
       </w:pPr>
       <w:r>
         <w:rPr>
+          <w:noProof/>
           <w:sz w:val="24"/>
           <w:szCs w:val="24"/>
           <w:lang w:val="en-US"/>
@@ -2573,6 +2729,7 @@
       </w:pPr>
       <w:r>
         <w:rPr>
+          <w:noProof/>
           <w:sz w:val="24"/>
           <w:szCs w:val="24"/>
           <w:lang w:val="en-US"/>
@@ -2690,6 +2847,7 @@
       </w:pPr>
       <w:r>
         <w:rPr>
+          <w:noProof/>
           <w:sz w:val="24"/>
           <w:szCs w:val="24"/>
           <w:lang w:val="en-US"/>
@@ -2730,6 +2888,7 @@
           </wp:inline>
         </w:drawing>
       </w:r>
+      <w:bookmarkEnd w:id="0"/>
     </w:p>
     <w:sectPr>
       <w:pgSz w:w="11906" w:h="16838"/>
@@ -2744,6 +2903,232 @@
 <file path=word/numbering.xml><?xml version="1.0" encoding="utf-8"?>
 <w:numbering xmlns:wpc="http://schemas.microsoft.com/office/word/2010/wordprocessingCanvas" xmlns:cx="http://schemas.microsoft.com/office/drawing/2014/chartex" xmlns:cx1="http://schemas.microsoft.com/office/drawing/2015/9/8/chartex" xmlns:cx2="http://schemas.microsoft.com/office/drawing/2015/10/21/chartex" xmlns:cx3="http://schemas.microsoft.com/office/drawing/2016/5/9/chartex" xmlns:cx4="http://schemas.microsoft.com/office/drawing/2016/5/10/chartex" xmlns:cx5="http://schemas.microsoft.com/office/drawing/2016/5/11/chartex" xmlns:cx6="http://schemas.microsoft.com/office/drawing/2016/5/12/chartex" xmlns:cx7="http://schemas.microsoft.com/office/drawing/2016/5/13/chartex" xmlns:cx8="http://schemas.microsoft.com/office/drawing/2016/5/14/chartex" xmlns:mc="http://schemas.openxmlformats.org/markup-compatibility/2006" xmlns:aink="http://schemas.microsoft.com/office/drawing/2016/ink" xmlns:am3d="http://schemas.microsoft.com/office/drawing/2017/model3d" xmlns:o="urn:schemas-microsoft-com:office:office" xmlns:r="http://schemas.openxmlformats.org/officeDocument/2006/relationships" xmlns:m="http://schemas.openxmlformats.org/officeDocument/2006/math" xmlns:v="urn:schemas-microsoft-com:vml" xmlns:wp14="http://schemas.microsoft.com/office/word/2010/wordprocessingDrawing" xmlns:wp="http://schemas.openxmlformats.org/drawingml/2006/wordprocessingDrawing" xmlns:w10="urn:schemas-microsoft-com:office:word" xmlns:w="http://schemas.openxmlformats.org/wordprocessingml/2006/main" xmlns:w14="http://schemas.microsoft.com/office/word/2010/wordml" xmlns:w15="http://schemas.microsoft.com/office/word/2012/wordml" xmlns:w16cid="http://schemas.microsoft.com/office/word/2016/wordml/cid" xmlns:w16se="http://schemas.microsoft.com/office/word/2015/wordml/symex" xmlns:wpg="http://schemas.microsoft.com/office/word/2010/wordprocessingGroup" xmlns:wpi="http://schemas.microsoft.com/office/word/2010/wordprocessingInk" xmlns:wne="http://schemas.microsoft.com/office/word/2006/wordml" xmlns:wps="http://schemas.microsoft.com/office/word/2010/wordprocessingShape" mc:Ignorable="w14 w15 w16se w16cid wp14">
   <w:abstractNum w:abstractNumId="0" w15:restartNumberingAfterBreak="0">
+    <w:nsid w:val="0E0F0BB8"/>
+    <w:multiLevelType w:val="hybridMultilevel"/>
+    <w:tmpl w:val="82D80E2A"/>
+    <w:lvl w:ilvl="0" w:tplc="40090001">
+      <w:start w:val="1"/>
+      <w:numFmt w:val="bullet"/>
+      <w:lvlText w:val=""/>
+      <w:lvlJc w:val="left"/>
+      <w:pPr>
+        <w:ind w:left="720" w:hanging="360"/>
+      </w:pPr>
+      <w:rPr>
+        <w:rFonts w:ascii="Symbol" w:hAnsi="Symbol" w:hint="default"/>
+      </w:rPr>
+    </w:lvl>
+    <w:lvl w:ilvl="1" w:tplc="40090003" w:tentative="1">
+      <w:start w:val="1"/>
+      <w:numFmt w:val="bullet"/>
+      <w:lvlText w:val="o"/>
+      <w:lvlJc w:val="left"/>
+      <w:pPr>
+        <w:ind w:left="1440" w:hanging="360"/>
+      </w:pPr>
+      <w:rPr>
+        <w:rFonts w:ascii="Courier New" w:hAnsi="Courier New" w:cs="Courier New" w:hint="default"/>
+      </w:rPr>
+    </w:lvl>
+    <w:lvl w:ilvl="2" w:tplc="40090005" w:tentative="1">
+      <w:start w:val="1"/>
+      <w:numFmt w:val="bullet"/>
+      <w:lvlText w:val=""/>
+      <w:lvlJc w:val="left"/>
+      <w:pPr>
+        <w:ind w:left="2160" w:hanging="360"/>
+      </w:pPr>
+      <w:rPr>
+        <w:rFonts w:ascii="Wingdings" w:hAnsi="Wingdings" w:hint="default"/>
+      </w:rPr>
+    </w:lvl>
+    <w:lvl w:ilvl="3" w:tplc="40090001" w:tentative="1">
+      <w:start w:val="1"/>
+      <w:numFmt w:val="bullet"/>
+      <w:lvlText w:val=""/>
+      <w:lvlJc w:val="left"/>
+      <w:pPr>
+        <w:ind w:left="2880" w:hanging="360"/>
+      </w:pPr>
+      <w:rPr>
+        <w:rFonts w:ascii="Symbol" w:hAnsi="Symbol" w:hint="default"/>
+      </w:rPr>
+    </w:lvl>
+    <w:lvl w:ilvl="4" w:tplc="40090003" w:tentative="1">
+      <w:start w:val="1"/>
+      <w:numFmt w:val="bullet"/>
+      <w:lvlText w:val="o"/>
+      <w:lvlJc w:val="left"/>
+      <w:pPr>
+        <w:ind w:left="3600" w:hanging="360"/>
+      </w:pPr>
+      <w:rPr>
+        <w:rFonts w:ascii="Courier New" w:hAnsi="Courier New" w:cs="Courier New" w:hint="default"/>
+      </w:rPr>
+    </w:lvl>
+    <w:lvl w:ilvl="5" w:tplc="40090005" w:tentative="1">
+      <w:start w:val="1"/>
+      <w:numFmt w:val="bullet"/>
+      <w:lvlText w:val=""/>
+      <w:lvlJc w:val="left"/>
+      <w:pPr>
+        <w:ind w:left="4320" w:hanging="360"/>
+      </w:pPr>
+      <w:rPr>
+        <w:rFonts w:ascii="Wingdings" w:hAnsi="Wingdings" w:hint="default"/>
+      </w:rPr>
+    </w:lvl>
+    <w:lvl w:ilvl="6" w:tplc="40090001" w:tentative="1">
+      <w:start w:val="1"/>
+      <w:numFmt w:val="bullet"/>
+      <w:lvlText w:val=""/>
+      <w:lvlJc w:val="left"/>
+      <w:pPr>
+        <w:ind w:left="5040" w:hanging="360"/>
+      </w:pPr>
+      <w:rPr>
+        <w:rFonts w:ascii="Symbol" w:hAnsi="Symbol" w:hint="default"/>
+      </w:rPr>
+    </w:lvl>
+    <w:lvl w:ilvl="7" w:tplc="40090003" w:tentative="1">
+      <w:start w:val="1"/>
+      <w:numFmt w:val="bullet"/>
+      <w:lvlText w:val="o"/>
+      <w:lvlJc w:val="left"/>
+      <w:pPr>
+        <w:ind w:left="5760" w:hanging="360"/>
+      </w:pPr>
+      <w:rPr>
+        <w:rFonts w:ascii="Courier New" w:hAnsi="Courier New" w:cs="Courier New" w:hint="default"/>
+      </w:rPr>
+    </w:lvl>
+    <w:lvl w:ilvl="8" w:tplc="40090005" w:tentative="1">
+      <w:start w:val="1"/>
+      <w:numFmt w:val="bullet"/>
+      <w:lvlText w:val=""/>
+      <w:lvlJc w:val="left"/>
+      <w:pPr>
+        <w:ind w:left="6480" w:hanging="360"/>
+      </w:pPr>
+      <w:rPr>
+        <w:rFonts w:ascii="Wingdings" w:hAnsi="Wingdings" w:hint="default"/>
+      </w:rPr>
+    </w:lvl>
+  </w:abstractNum>
+  <w:abstractNum w:abstractNumId="1" w15:restartNumberingAfterBreak="0">
+    <w:nsid w:val="15226215"/>
+    <w:multiLevelType w:val="hybridMultilevel"/>
+    <w:tmpl w:val="316426B6"/>
+    <w:lvl w:ilvl="0" w:tplc="40090001">
+      <w:start w:val="1"/>
+      <w:numFmt w:val="bullet"/>
+      <w:lvlText w:val=""/>
+      <w:lvlJc w:val="left"/>
+      <w:pPr>
+        <w:ind w:left="720" w:hanging="360"/>
+      </w:pPr>
+      <w:rPr>
+        <w:rFonts w:ascii="Symbol" w:hAnsi="Symbol" w:hint="default"/>
+      </w:rPr>
+    </w:lvl>
+    <w:lvl w:ilvl="1" w:tplc="40090003" w:tentative="1">
+      <w:start w:val="1"/>
+      <w:numFmt w:val="bullet"/>
+      <w:lvlText w:val="o"/>
+      <w:lvlJc w:val="left"/>
+      <w:pPr>
+        <w:ind w:left="1440" w:hanging="360"/>
+      </w:pPr>
+      <w:rPr>
+        <w:rFonts w:ascii="Courier New" w:hAnsi="Courier New" w:cs="Courier New" w:hint="default"/>
+      </w:rPr>
+    </w:lvl>
+    <w:lvl w:ilvl="2" w:tplc="40090005" w:tentative="1">
+      <w:start w:val="1"/>
+      <w:numFmt w:val="bullet"/>
+      <w:lvlText w:val=""/>
+      <w:lvlJc w:val="left"/>
+      <w:pPr>
+        <w:ind w:left="2160" w:hanging="360"/>
+      </w:pPr>
+      <w:rPr>
+        <w:rFonts w:ascii="Wingdings" w:hAnsi="Wingdings" w:hint="default"/>
+      </w:rPr>
+    </w:lvl>
+    <w:lvl w:ilvl="3" w:tplc="40090001" w:tentative="1">
+      <w:start w:val="1"/>
+      <w:numFmt w:val="bullet"/>
+      <w:lvlText w:val=""/>
+      <w:lvlJc w:val="left"/>
+      <w:pPr>
+        <w:ind w:left="2880" w:hanging="360"/>
+      </w:pPr>
+      <w:rPr>
+        <w:rFonts w:ascii="Symbol" w:hAnsi="Symbol" w:hint="default"/>
+      </w:rPr>
+    </w:lvl>
+    <w:lvl w:ilvl="4" w:tplc="40090003" w:tentative="1">
+      <w:start w:val="1"/>
+      <w:numFmt w:val="bullet"/>
+      <w:lvlText w:val="o"/>
+      <w:lvlJc w:val="left"/>
+      <w:pPr>
+        <w:ind w:left="3600" w:hanging="360"/>
+      </w:pPr>
+      <w:rPr>
+        <w:rFonts w:ascii="Courier New" w:hAnsi="Courier New" w:cs="Courier New" w:hint="default"/>
+      </w:rPr>
+    </w:lvl>
+    <w:lvl w:ilvl="5" w:tplc="40090005" w:tentative="1">
+      <w:start w:val="1"/>
+      <w:numFmt w:val="bullet"/>
+      <w:lvlText w:val=""/>
+      <w:lvlJc w:val="left"/>
+      <w:pPr>
+        <w:ind w:left="4320" w:hanging="360"/>
+      </w:pPr>
+      <w:rPr>
+        <w:rFonts w:ascii="Wingdings" w:hAnsi="Wingdings" w:hint="default"/>
+      </w:rPr>
+    </w:lvl>
+    <w:lvl w:ilvl="6" w:tplc="40090001" w:tentative="1">
+      <w:start w:val="1"/>
+      <w:numFmt w:val="bullet"/>
+      <w:lvlText w:val=""/>
+      <w:lvlJc w:val="left"/>
+      <w:pPr>
+        <w:ind w:left="5040" w:hanging="360"/>
+      </w:pPr>
+      <w:rPr>
+        <w:rFonts w:ascii="Symbol" w:hAnsi="Symbol" w:hint="default"/>
+      </w:rPr>
+    </w:lvl>
+    <w:lvl w:ilvl="7" w:tplc="40090003" w:tentative="1">
+      <w:start w:val="1"/>
+      <w:numFmt w:val="bullet"/>
+      <w:lvlText w:val="o"/>
+      <w:lvlJc w:val="left"/>
+      <w:pPr>
+        <w:ind w:left="5760" w:hanging="360"/>
+      </w:pPr>
+      <w:rPr>
+        <w:rFonts w:ascii="Courier New" w:hAnsi="Courier New" w:cs="Courier New" w:hint="default"/>
+      </w:rPr>
+    </w:lvl>
+    <w:lvl w:ilvl="8" w:tplc="40090005" w:tentative="1">
+      <w:start w:val="1"/>
+      <w:numFmt w:val="bullet"/>
+      <w:lvlText w:val=""/>
+      <w:lvlJc w:val="left"/>
+      <w:pPr>
+        <w:ind w:left="6480" w:hanging="360"/>
+      </w:pPr>
+      <w:rPr>
+        <w:rFonts w:ascii="Wingdings" w:hAnsi="Wingdings" w:hint="default"/>
+      </w:rPr>
+    </w:lvl>
+  </w:abstractNum>
+  <w:abstractNum w:abstractNumId="2" w15:restartNumberingAfterBreak="0">
     <w:nsid w:val="2C8D6614"/>
     <w:multiLevelType w:val="hybridMultilevel"/>
     <w:tmpl w:val="C9900E54"/>
@@ -2832,7 +3217,7 @@
       </w:pPr>
     </w:lvl>
   </w:abstractNum>
-  <w:abstractNum w:abstractNumId="1" w15:restartNumberingAfterBreak="0">
+  <w:abstractNum w:abstractNumId="3" w15:restartNumberingAfterBreak="0">
     <w:nsid w:val="51544873"/>
     <w:multiLevelType w:val="hybridMultilevel"/>
     <w:tmpl w:val="9E0836A4"/>
@@ -2921,7 +3306,7 @@
       </w:pPr>
     </w:lvl>
   </w:abstractNum>
-  <w:abstractNum w:abstractNumId="2" w15:restartNumberingAfterBreak="0">
+  <w:abstractNum w:abstractNumId="4" w15:restartNumberingAfterBreak="0">
     <w:nsid w:val="5BFC2536"/>
     <w:multiLevelType w:val="hybridMultilevel"/>
     <w:tmpl w:val="9E0836A4"/>
@@ -3010,7 +3395,7 @@
       </w:pPr>
     </w:lvl>
   </w:abstractNum>
-  <w:abstractNum w:abstractNumId="3" w15:restartNumberingAfterBreak="0">
+  <w:abstractNum w:abstractNumId="5" w15:restartNumberingAfterBreak="0">
     <w:nsid w:val="793D5B17"/>
     <w:multiLevelType w:val="hybridMultilevel"/>
     <w:tmpl w:val="9E0836A4"/>
@@ -3100,16 +3485,22 @@
     </w:lvl>
   </w:abstractNum>
   <w:num w:numId="1">
+    <w:abstractNumId w:val="2"/>
+  </w:num>
+  <w:num w:numId="2">
+    <w:abstractNumId w:val="5"/>
+  </w:num>
+  <w:num w:numId="3">
+    <w:abstractNumId w:val="3"/>
+  </w:num>
+  <w:num w:numId="4">
+    <w:abstractNumId w:val="4"/>
+  </w:num>
+  <w:num w:numId="5">
     <w:abstractNumId w:val="0"/>
   </w:num>
-  <w:num w:numId="2">
-    <w:abstractNumId w:val="3"/>
-  </w:num>
-  <w:num w:numId="3">
+  <w:num w:numId="6">
     <w:abstractNumId w:val="1"/>
-  </w:num>
-  <w:num w:numId="4">
-    <w:abstractNumId w:val="2"/>
   </w:num>
 </w:numbering>
 </file>
